--- a/p6/P6_Holiday_Program_Guide.docx
+++ b/p6/P6_Holiday_Program_Guide.docx
@@ -3544,7 +3544,7 @@
                 <w:sz w:val="20"/>
                 <w:szCs w:val="20"/>
               </w:rPr>
-              <w:t xml:space="preserve">40–70</w:t>
+              <w:t xml:space="preserve">40–75</w:t>
             </w:r>
           </w:p>
         </w:tc>
@@ -3718,7 +3718,7 @@
                 <w:sz w:val="20"/>
                 <w:szCs w:val="20"/>
               </w:rPr>
-              <w:t xml:space="preserve">70–80</w:t>
+              <w:t xml:space="preserve">75–82</w:t>
             </w:r>
           </w:p>
         </w:tc>
@@ -3892,7 +3892,7 @@
                 <w:sz w:val="20"/>
                 <w:szCs w:val="20"/>
               </w:rPr>
-              <w:t xml:space="preserve">80–90</w:t>
+              <w:t xml:space="preserve">82–90</w:t>
             </w:r>
           </w:p>
         </w:tc>
@@ -4728,7 +4728,7 @@
                 <w:sz w:val="20"/>
                 <w:szCs w:val="20"/>
               </w:rPr>
-              <w:t xml:space="preserve">The tutor shares the slides and a Scratch window. Send the four starter blocks (or a starter project link) in the chat before the lesson. Children hold paper up to the camera or share their screen when asked. Matchsticks can be drawn as lines.</w:t>
+              <w:t xml:space="preserve">The tutor shares the slides and a Scratch window. Share your Scratch window and build the four blocks together on screen; the blocks are also on the slide. Block colours on our slides are simplified; in Scratch, find blocks by the category name on the left, not by colour. Scratch is free at scratch.mit.edu and needs no account in class. Children hold paper up to the camera or share their screen when asked. Matchsticks can be drawn as lines.</w:t>
             </w:r>
           </w:p>
         </w:tc>
@@ -4867,7 +4867,7 @@
                 <w:sz w:val="20"/>
                 <w:szCs w:val="20"/>
               </w:rPr>
-              <w:t xml:space="preserve">Share the 1 to 100 grid on screen and annotate it while children work on their own printed or hand-drawn grid. Send the prime checker blocks in the chat. Children hold their grid up to the camera at minute 22.</w:t>
+              <w:t xml:space="preserve">Share the 1 to 100 grid on screen and annotate it while children work on their own printed or hand-drawn grid. Build the prime checker together in your shared Scratch window; the blocks are also on the slide. Block colours on our slides are simplified; in Scratch, find blocks by the category name on the left, not by colour. Children hold their grid up to the camera at minute 22.</w:t>
             </w:r>
           </w:p>
         </w:tc>
@@ -5006,7 +5006,7 @@
                 <w:sz w:val="20"/>
                 <w:szCs w:val="20"/>
               </w:rPr>
-              <w:t xml:space="preserve">Children keep Scratch open in one browser tab and the video call in another. The tutor screen-shares Scratch to show the x number under the stage. Children share their screens only when asked; page 1 of the worksheet is done on paper with laptops turned away.</w:t>
+              <w:t xml:space="preserve">Children keep Scratch open in one browser tab and the video call in another. The tutor screen-shares Scratch to show the x number under the stage. Children share their screens only when asked; page 1 of the worksheet is done on paper with laptops turned away. Type the minus sign with the keyboard minus key (the hyphen); do not copy and paste a number from the slide or chat, because the slide uses a different minus character that Scratch will not accept. Block colours on our slides are simplified; in Scratch, find blocks by the category name on the left, not by colour.</w:t>
             </w:r>
           </w:p>
         </w:tc>
@@ -5145,7 +5145,7 @@
                 <w:sz w:val="20"/>
                 <w:szCs w:val="20"/>
               </w:rPr>
-              <w:t xml:space="preserve">Pairs work in breakout rooms for the explore: one partner shares their screen with the machine running and types in the numbers the other partner calls out. Page 1 of the worksheet is done on paper with laptops turned away.</w:t>
+              <w:t xml:space="preserve">Pairs work in breakout rooms for the explore: one partner shares their screen with the machine running and types in the numbers the other partner calls out. Page 1 of the worksheet is done on paper with laptops turned away. Block colours on our slides are simplified; in Scratch, find blocks by the category name on the left, not by colour.</w:t>
             </w:r>
           </w:p>
         </w:tc>
@@ -5284,7 +5284,7 @@
                 <w:sz w:val="20"/>
                 <w:szCs w:val="20"/>
               </w:rPr>
-              <w:t xml:space="preserve">Children share their screen when they test code. The tutor shares the starter project link in the chat. Digit cards can be cut from paper. Breakout rooms in pairs for the Explore.</w:t>
+              <w:t xml:space="preserve">Children share their screen when they test code. The tutor shares the starter project as an .sb3 file in the chat (children use File, Load from your computer; no account needed), and the three starter blocks are also on the slide. Block colours on our slides are simplified; in Scratch, find blocks by the category name on the left, not by colour. Digit cards can be cut from paper. Breakout rooms in pairs for the Explore.</w:t>
             </w:r>
           </w:p>
         </w:tc>
@@ -5423,7 +5423,7 @@
                 <w:sz w:val="20"/>
                 <w:szCs w:val="20"/>
               </w:rPr>
-              <w:t xml:space="preserve">Children roll real dice at home; anyone without dice uses the tutor’s shared dice program. Pairs play the Explore game in breakout rooms and type their tallies into the chat so the group total can be added up.</w:t>
+              <w:t xml:space="preserve">Children roll real dice at home; anyone without dice builds the dice program live in the shared Scratch window (pick random 1 to 6, twice) and uses that. This lesson is enrichment: probability is new to most children, so keep it playful. Block colours on our slides are simplified; in Scratch, find blocks by the category name on the left, not by colour. Pairs play the Explore game in breakout rooms and type their tallies into the chat so the group total can be added up.</w:t>
             </w:r>
           </w:p>
         </w:tc>
@@ -5562,7 +5562,7 @@
                 <w:sz w:val="20"/>
                 <w:szCs w:val="20"/>
               </w:rPr>
-              <w:t xml:space="preserve">Pairs work in breakout rooms: one child drives Scratch and shares the screen, the other predicts, then they swap. Children hold drawings up to the camera. A tablet works for Scratch but is slower.</w:t>
+              <w:t xml:space="preserve">Pairs work in breakout rooms: one child drives Scratch and shares the screen, the other predicts, then they swap. Children hold drawings up to the camera. A tablet works for Scratch but is slower. Every drawing starts with the same 4 set-up blocks (erase all, go to x: -50 y: 100, point in direction 90, pen down) so shapes stay on the stage; turn blocks in Scratch show an arrow (turn ↻ is clockwise, our “turn right”). Block colours on our slides are simplified; in Scratch, find blocks by the category name on the left (Motion, Pen, Control), not by colour.</w:t>
             </w:r>
           </w:p>
         </w:tc>
@@ -5701,7 +5701,7 @@
                 <w:sz w:val="20"/>
                 <w:szCs w:val="20"/>
               </w:rPr>
-              <w:t xml:space="preserve">Children make their code strips on paper and hold them to the camera. Coded names are sent privately in the chat to a partner to decode. Pairs use breakout rooms for the coding part; the driver shares the screen.</w:t>
+              <w:t xml:space="preserve">Children make their code strips on paper and hold them to the camera. Children hold up their coded name on paper to the camera, or the tutor reads out the coded names; partners decode on paper. Pairs use breakout rooms for the coding part; the driver shares the screen. Starter project: the tutor shares an .sb3 file (not a link only) containing the list alphabet with A to Z already filled in, and the loop already built; children add the three cipher blocks. Block colours on our slides are simplified; in Scratch, list blocks are red-orange (Variables palette) and you find blocks by the category name on the left, not by colour.</w:t>
             </w:r>
           </w:p>
         </w:tc>
@@ -5840,7 +5840,7 @@
                 <w:sz w:val="20"/>
                 <w:szCs w:val="20"/>
               </w:rPr>
-              <w:t xml:space="preserve">Data is collected in the chat. Children share their screen to show their code. The tutor shares a starter project (one sprite with an empty list called data) or children build it from the slide in 5 minutes.</w:t>
+              <w:t xml:space="preserve">Data is collected in the chat. Children share their screen to show their code. The tutor shares a starter project as an .sb3 file (one sprite with an empty list called data; children use File, Load from your computer) or children build it from the slide in 5 minutes. Block colours on our slides are simplified; in Scratch, find blocks by the category name on the left, not by colour. The mean is familiar from primary school; the new parts are lists and loops, median and mode, and misleading averages.</w:t>
             </w:r>
           </w:p>
         </w:tc>
@@ -5946,7 +5946,7 @@
                 <w:sz w:val="20"/>
                 <w:szCs w:val="20"/>
               </w:rPr>
-              <w:t xml:space="preserve">Laptop or desktop with Scratch 3 (scratch.mit.edu), workbook (challenge round on page 1, planning sheet on page 2), pencil, mini whiteboard, links to the three starter projects (or build them from the slides), certificates, stamps.</w:t>
+              <w:t xml:space="preserve">Laptop or desktop with Scratch 3 (scratch.mit.edu), workbook (challenge round on page 1, planning sheet on page 2), pencil, mini whiteboard, the starter projects as .sb3 files (A Mystery Machine, B Prime or Not?, C Lucky Seven, D Clock Jumper; children use File, Load from your computer), or build them from the slides, certificates, stamps.</w:t>
             </w:r>
           </w:p>
         </w:tc>
@@ -5979,7 +5979,7 @@
                 <w:sz w:val="20"/>
                 <w:szCs w:val="20"/>
               </w:rPr>
-              <w:t xml:space="preserve">Challenge round in teams of 2 in breakout rooms. Building: everyone in the main room with cameras on, asking for help in the chat. Showcase: each child shares their screen for 3 minutes; the group gives two stars and a wish in the chat.</w:t>
+              <w:t xml:space="preserve">Challenge round in teams of 2 in breakout rooms. Building: everyone in the main room with cameras on, asking for help in the chat. Showcase: each child shares their screen for 3 minutes; the group gives two stars and a wish in the chat. Children may paste a screenshot into the chat instead and the tutor runs their file, which removes screen-share switching. Block colours on our slides are simplified; in Scratch, find blocks by the category name on the left, not by colour.</w:t>
             </w:r>
           </w:p>
         </w:tc>
@@ -7215,7 +7215,7 @@
                 <w:sz w:val="20"/>
                 <w:szCs w:val="20"/>
               </w:rPr>
-              <w:t xml:space="preserve">The tutor shares the slides and a Scratch window. Send the four starter blocks (or a starter project link) in the chat before the lesson. Children hold paper up to the camera or share their screen when asked. Matchsticks can be drawn as lines.</w:t>
+              <w:t xml:space="preserve">The tutor shares the slides and a Scratch window. Share your Scratch window and build the four blocks together on screen; the blocks are also on the slide. Block colours on our slides are simplified; in Scratch, find blocks by the category name on the left, not by colour. Scratch is free at scratch.mit.edu and needs no account in class. Children hold paper up to the camera or share their screen when asked. Matchsticks can be drawn as lines.</w:t>
             </w:r>
           </w:p>
         </w:tc>
@@ -9248,7 +9248,7 @@
           <w:sz w:val="22"/>
           <w:szCs w:val="22"/>
         </w:rPr>
-        <w:t xml:space="preserve">40–70 min   </w:t>
+        <w:t xml:space="preserve">40–75 min   </w:t>
       </w:r>
       <w:r>
         <w:rPr>
@@ -9311,7 +9311,7 @@
           <w:sz w:val="21"/>
           <w:szCs w:val="21"/>
         </w:rPr>
-        <w:t xml:space="preserve">Minutes 40 to 52: pairs work together on the first page. Minutes 52 to 62: each child works alone on the second page. Minutes 62 to 70: stretch and challenge.</w:t>
+        <w:t xml:space="preserve">Minutes 40 to 55: pairs work together on the first page (with the short teaching slides). Minutes 55 to 72: each child works alone on the second page. Minutes 72 to 75: check together, then stretch and challenge for early finishers.</w:t>
       </w:r>
     </w:p>
     <w:p>
@@ -10195,7 +10195,7 @@
           <w:sz w:val="22"/>
           <w:szCs w:val="22"/>
         </w:rPr>
-        <w:t xml:space="preserve">70–80 min   </w:t>
+        <w:t xml:space="preserve">75–82 min   </w:t>
       </w:r>
       <w:r>
         <w:rPr>
@@ -10486,7 +10486,7 @@
           <w:sz w:val="22"/>
           <w:szCs w:val="22"/>
         </w:rPr>
-        <w:t xml:space="preserve">80–90 min   </w:t>
+        <w:t xml:space="preserve">82–90 min   </w:t>
       </w:r>
       <w:r>
         <w:rPr>
@@ -10959,7 +10959,7 @@
           <w:sz w:val="20"/>
           <w:szCs w:val="20"/>
         </w:rPr>
-        <w:t xml:space="preserve">Program: when green flag clicked; set n to 4; repeat 20 [say n; change n by 6]. Say must come before change (or start n at −2 and change first).  (a) 118 (the 20th term: 6 × 20 − 2)</w:t>
+        <w:t xml:space="preserve">Program: when green flag clicked; set n to 4; repeat 20 [say n for 1 seconds; change n by 6]. Say must come before change (or start n at −2 and change first).  (a) 118 (the 20th term: 6 × 20 − 2), the last number it says. It says one term per second.</w:t>
       </w:r>
     </w:p>
     <w:p>
@@ -11328,7 +11328,7 @@
                 <w:sz w:val="20"/>
                 <w:szCs w:val="20"/>
               </w:rPr>
-              <w:t xml:space="preserve">Share the 1 to 100 grid on screen and annotate it while children work on their own printed or hand-drawn grid. Send the prime checker blocks in the chat. Children hold their grid up to the camera at minute 22.</w:t>
+              <w:t xml:space="preserve">Share the 1 to 100 grid on screen and annotate it while children work on their own printed or hand-drawn grid. Build the prime checker together in your shared Scratch window; the blocks are also on the slide. Block colours on our slides are simplified; in Scratch, find blocks by the category name on the left, not by colour. Children hold their grid up to the camera at minute 22.</w:t>
             </w:r>
           </w:p>
         </w:tc>
@@ -13148,7 +13148,7 @@
                 <w:sz w:val="20"/>
                 <w:szCs w:val="20"/>
               </w:rPr>
-              <w:t xml:space="preserve">Factors 1, 3, 5 and 15: count = 4, so it says "not prime".</w:t>
+              <w:t xml:space="preserve">Factors 1, 3, 5 and 15: count = 4, not 2, so 15 is not prime.</w:t>
             </w:r>
           </w:p>
         </w:tc>
@@ -13389,7 +13389,7 @@
           <w:sz w:val="22"/>
           <w:szCs w:val="22"/>
         </w:rPr>
-        <w:t xml:space="preserve">40–70 min   </w:t>
+        <w:t xml:space="preserve">40–75 min   </w:t>
       </w:r>
       <w:r>
         <w:rPr>
@@ -13452,7 +13452,7 @@
           <w:sz w:val="21"/>
           <w:szCs w:val="21"/>
         </w:rPr>
-        <w:t xml:space="preserve">Minutes 40 to 52: pairs work together on the first page. Minutes 52 to 62: each child works alone on the second page. Minutes 62 to 70: stretch and challenge.</w:t>
+        <w:t xml:space="preserve">Minutes 40 to 55: pairs work together on the first page (with the short teaching slides). Minutes 55 to 72: each child works alone on the second page. Minutes 72 to 75: check together, then stretch and challenge for early finishers.</w:t>
       </w:r>
     </w:p>
     <w:p>
@@ -14336,7 +14336,7 @@
           <w:sz w:val="22"/>
           <w:szCs w:val="22"/>
         </w:rPr>
-        <w:t xml:space="preserve">70–80 min   </w:t>
+        <w:t xml:space="preserve">75–82 min   </w:t>
       </w:r>
       <w:r>
         <w:rPr>
@@ -14627,7 +14627,7 @@
           <w:sz w:val="22"/>
           <w:szCs w:val="22"/>
         </w:rPr>
-        <w:t xml:space="preserve">80–90 min   </w:t>
+        <w:t xml:space="preserve">82–90 min   </w:t>
       </w:r>
       <w:r>
         <w:rPr>
@@ -14957,7 +14957,7 @@
           <w:sz w:val="21"/>
           <w:szCs w:val="21"/>
         </w:rPr>
-        <w:t xml:space="preserve">Put the prime checker inside a second loop so n goes 1, 2, 3, … 100 and the sprite says only the primes. Does it find 25 primes, like the sieve?</w:t>
+        <w:t xml:space="preserve">First add if count = 2 then say prime, else say not prime after the loop. Then put the prime checker inside a second loop so n goes 1, 2, 3, … 100 and the sprite says only the primes. Does it find 25 primes, like the sieve?</w:t>
       </w:r>
     </w:p>
     <w:p>
@@ -15125,7 +15125,7 @@
           <w:sz w:val="20"/>
           <w:szCs w:val="20"/>
         </w:rPr>
-        <w:t xml:space="preserve">E, C, B. Inside B: F (with A inside F), then D. It says 1, 2, 4, 5, 8, 10, 20, 40: 8 numbers.</w:t>
+        <w:t xml:space="preserve">E, C, B. Inside B: F (with A inside F), then D. It says 1, 2, 4, 5, 8, 10, 20, 40 (8 numbers, one per second).</w:t>
       </w:r>
     </w:p>
     <w:p>
@@ -15469,7 +15469,7 @@
                 <w:sz w:val="20"/>
                 <w:szCs w:val="20"/>
               </w:rPr>
-              <w:t xml:space="preserve">Children keep Scratch open in one browser tab and the video call in another. The tutor screen-shares Scratch to show the x number under the stage. Children share their screens only when asked; page 1 of the worksheet is done on paper with laptops turned away.</w:t>
+              <w:t xml:space="preserve">Children keep Scratch open in one browser tab and the video call in another. The tutor screen-shares Scratch to show the x number under the stage. Children share their screens only when asked; page 1 of the worksheet is done on paper with laptops turned away. Type the minus sign with the keyboard minus key (the hyphen); do not copy and paste a number from the slide or chat, because the slide uses a different minus character that Scratch will not accept. Block colours on our slides are simplified; in Scratch, find blocks by the category name on the left, not by colour.</w:t>
             </w:r>
           </w:p>
         </w:tc>
@@ -17530,7 +17530,7 @@
           <w:sz w:val="22"/>
           <w:szCs w:val="22"/>
         </w:rPr>
-        <w:t xml:space="preserve">40–70 min   </w:t>
+        <w:t xml:space="preserve">40–75 min   </w:t>
       </w:r>
       <w:r>
         <w:rPr>
@@ -17593,7 +17593,7 @@
           <w:sz w:val="21"/>
           <w:szCs w:val="21"/>
         </w:rPr>
-        <w:t xml:space="preserve">Minutes 40 to 52: pairs work together on the first page. Minutes 52 to 62: each child works alone on the second page. Minutes 62 to 70: stretch and challenge.</w:t>
+        <w:t xml:space="preserve">Minutes 40 to 55: pairs work together on the first page (with the short teaching slides). Minutes 55 to 72: each child works alone on the second page. Minutes 72 to 75: check together, then stretch and challenge for early finishers.</w:t>
       </w:r>
     </w:p>
     <w:p>
@@ -18393,7 +18393,7 @@
                 <w:sz w:val="20"/>
                 <w:szCs w:val="20"/>
               </w:rPr>
-              <w:t xml:space="preserve">Workbook Challenge 7: In many Singapore buildings there is no level 0: level 1 is the ground floor and B1 is the floor below it. A lift goes from level 4 down to B3. How many floors does it go down? Why is 4 − (−3) = 7 not the answer?</w:t>
+              <w:t xml:space="preserve">Workbook Challenge 7: In many Singapore buildings there is no level 0: level 1 is the ground floor and B1 is the level below it. A lift goes from level 4 down to B3. How many floors does it go down? (Count the levels one by one; do not use a number line with 0.)</w:t>
             </w:r>
           </w:p>
         </w:tc>
@@ -18426,7 +18426,7 @@
                 <w:sz w:val="20"/>
                 <w:szCs w:val="20"/>
               </w:rPr>
-              <w:t xml:space="preserve">6 floors (4, 3, 2, 1, B1, B2, B3). There is no level 0 to count, so it is one less than 7.</w:t>
+              <w:t xml:space="preserve">6 floors (4, 3, 2, 1, B1, B2, B3: six moves down). A number line with 0 would give 7, because it counts a level 0 that these buildings do not have.</w:t>
             </w:r>
           </w:p>
         </w:tc>
@@ -18477,7 +18477,7 @@
           <w:sz w:val="22"/>
           <w:szCs w:val="22"/>
         </w:rPr>
-        <w:t xml:space="preserve">70–80 min   </w:t>
+        <w:t xml:space="preserve">75–82 min   </w:t>
       </w:r>
       <w:r>
         <w:rPr>
@@ -18768,7 +18768,7 @@
           <w:sz w:val="22"/>
           <w:szCs w:val="22"/>
         </w:rPr>
-        <w:t xml:space="preserve">80–90 min   </w:t>
+        <w:t xml:space="preserve">82–90 min   </w:t>
       </w:r>
       <w:r>
         <w:rPr>
@@ -19607,7 +19607,7 @@
                 <w:sz w:val="20"/>
                 <w:szCs w:val="20"/>
               </w:rPr>
-              <w:t xml:space="preserve">Pairs work in breakout rooms for the explore: one partner shares their screen with the machine running and types in the numbers the other partner calls out. Page 1 of the worksheet is done on paper with laptops turned away.</w:t>
+              <w:t xml:space="preserve">Pairs work in breakout rooms for the explore: one partner shares their screen with the machine running and types in the numbers the other partner calls out. Page 1 of the worksheet is done on paper with laptops turned away. Block colours on our slides are simplified; in Scratch, find blocks by the category name on the left, not by colour.</w:t>
             </w:r>
           </w:p>
         </w:tc>
@@ -21668,7 +21668,7 @@
           <w:sz w:val="22"/>
           <w:szCs w:val="22"/>
         </w:rPr>
-        <w:t xml:space="preserve">40–70 min   </w:t>
+        <w:t xml:space="preserve">40–75 min   </w:t>
       </w:r>
       <w:r>
         <w:rPr>
@@ -21731,7 +21731,7 @@
           <w:sz w:val="21"/>
           <w:szCs w:val="21"/>
         </w:rPr>
-        <w:t xml:space="preserve">Minutes 40 to 52: pairs work together on the first page. Minutes 52 to 62: each child works alone on the second page. Minutes 62 to 70: stretch and challenge.</w:t>
+        <w:t xml:space="preserve">Minutes 40 to 55: pairs work together on the first page (with the short teaching slides). Minutes 55 to 72: each child works alone on the second page. Minutes 72 to 75: check together, then stretch and challenge for early finishers.</w:t>
       </w:r>
     </w:p>
     <w:p>
@@ -22615,7 +22615,7 @@
           <w:sz w:val="22"/>
           <w:szCs w:val="22"/>
         </w:rPr>
-        <w:t xml:space="preserve">70–80 min   </w:t>
+        <w:t xml:space="preserve">75–82 min   </w:t>
       </w:r>
       <w:r>
         <w:rPr>
@@ -22906,7 +22906,7 @@
           <w:sz w:val="22"/>
           <w:szCs w:val="22"/>
         </w:rPr>
-        <w:t xml:space="preserve">80–90 min   </w:t>
+        <w:t xml:space="preserve">82–90 min   </w:t>
       </w:r>
       <w:r>
         <w:rPr>
@@ -23745,7 +23745,7 @@
                 <w:sz w:val="20"/>
                 <w:szCs w:val="20"/>
               </w:rPr>
-              <w:t xml:space="preserve">Children share their screen when they test code. The tutor shares the starter project link in the chat. Digit cards can be cut from paper. Breakout rooms in pairs for the Explore.</w:t>
+              <w:t xml:space="preserve">Children share their screen when they test code. The tutor shares the starter project as an .sb3 file in the chat (children use File, Load from your computer; no account needed), and the three starter blocks are also on the slide. Block colours on our slides are simplified; in Scratch, find blocks by the category name on the left, not by colour. Digit cards can be cut from paper. Breakout rooms in pairs for the Explore.</w:t>
             </w:r>
           </w:p>
         </w:tc>
@@ -24711,7 +24711,7 @@
           <w:sz w:val="21"/>
           <w:szCs w:val="21"/>
         </w:rPr>
-        <w:t xml:space="preserve">4. At the computer: open “Every Order” and put a second loop inside the first so the sprite says every order.</w:t>
+        <w:t xml:space="preserve">4. At the computer: open “Every Order” and put a second loop inside the first so the sprite says every order. (Teas are numbered 1 = milk, 2 = green, 3 = taro; toppings 1 = pearls, 2 = jelly. The sprite says join tea topping, so 21 means green with pearls.)</w:t>
       </w:r>
     </w:p>
     <w:p>
@@ -25778,7 +25778,7 @@
           <w:sz w:val="22"/>
           <w:szCs w:val="22"/>
         </w:rPr>
-        <w:t xml:space="preserve">40–70 min   </w:t>
+        <w:t xml:space="preserve">40–75 min   </w:t>
       </w:r>
       <w:r>
         <w:rPr>
@@ -25841,7 +25841,7 @@
           <w:sz w:val="21"/>
           <w:szCs w:val="21"/>
         </w:rPr>
-        <w:t xml:space="preserve">Minutes 40 to 52: pairs work together on the first page. Minutes 52 to 62: each child works alone on the second page. Minutes 62 to 70: stretch and challenge.</w:t>
+        <w:t xml:space="preserve">Minutes 40 to 55: pairs work together on the first page (with the short teaching slides). Minutes 55 to 72: each child works alone on the second page. Minutes 72 to 75: check together, then stretch and challenge for early finishers.</w:t>
       </w:r>
     </w:p>
     <w:p>
@@ -26725,7 +26725,7 @@
           <w:sz w:val="22"/>
           <w:szCs w:val="22"/>
         </w:rPr>
-        <w:t xml:space="preserve">70–80 min   </w:t>
+        <w:t xml:space="preserve">75–82 min   </w:t>
       </w:r>
       <w:r>
         <w:rPr>
@@ -27016,7 +27016,7 @@
           <w:sz w:val="22"/>
           <w:szCs w:val="22"/>
         </w:rPr>
-        <w:t xml:space="preserve">80–90 min   </w:t>
+        <w:t xml:space="preserve">82–90 min   </w:t>
       </w:r>
       <w:r>
         <w:rPr>
@@ -27830,7 +27830,7 @@
                 <w:sz w:val="20"/>
                 <w:szCs w:val="20"/>
               </w:rPr>
-              <w:t xml:space="preserve">Children roll real dice at home; anyone without dice uses the tutor’s shared dice program. Pairs play the Explore game in breakout rooms and type their tallies into the chat so the group total can be added up.</w:t>
+              <w:t xml:space="preserve">Children roll real dice at home; anyone without dice builds the dice program live in the shared Scratch window (pick random 1 to 6, twice) and uses that. This lesson is enrichment: probability is new to most children, so keep it playful. Block colours on our slides are simplified; in Scratch, find blocks by the category name on the left, not by colour. Pairs play the Explore game in breakout rooms and type their tallies into the chat so the group total can be added up.</w:t>
             </w:r>
           </w:p>
         </w:tc>
@@ -29835,7 +29835,7 @@
           <w:sz w:val="22"/>
           <w:szCs w:val="22"/>
         </w:rPr>
-        <w:t xml:space="preserve">40–70 min   </w:t>
+        <w:t xml:space="preserve">40–75 min   </w:t>
       </w:r>
       <w:r>
         <w:rPr>
@@ -29898,7 +29898,7 @@
           <w:sz w:val="21"/>
           <w:szCs w:val="21"/>
         </w:rPr>
-        <w:t xml:space="preserve">Minutes 40 to 52: pairs work together on the first page. Minutes 52 to 62: each child works alone on the second page. Minutes 62 to 70: stretch and challenge.</w:t>
+        <w:t xml:space="preserve">Minutes 40 to 55: pairs work together on the first page (with the short teaching slides). Minutes 55 to 72: each child works alone on the second page. Minutes 72 to 75: check together, then stretch and challenge for early finishers.</w:t>
       </w:r>
     </w:p>
     <w:p>
@@ -30782,7 +30782,7 @@
           <w:sz w:val="22"/>
           <w:szCs w:val="22"/>
         </w:rPr>
-        <w:t xml:space="preserve">70–80 min   </w:t>
+        <w:t xml:space="preserve">75–82 min   </w:t>
       </w:r>
       <w:r>
         <w:rPr>
@@ -31073,7 +31073,7 @@
           <w:sz w:val="22"/>
           <w:szCs w:val="22"/>
         </w:rPr>
-        <w:t xml:space="preserve">80–90 min   </w:t>
+        <w:t xml:space="preserve">82–90 min   </w:t>
       </w:r>
       <w:r>
         <w:rPr>
@@ -31862,7 +31862,7 @@
                 <w:sz w:val="20"/>
                 <w:szCs w:val="20"/>
               </w:rPr>
-              <w:t xml:space="preserve">Pairs work in breakout rooms: one child drives Scratch and shares the screen, the other predicts, then they swap. Children hold drawings up to the camera. A tablet works for Scratch but is slower.</w:t>
+              <w:t xml:space="preserve">Pairs work in breakout rooms: one child drives Scratch and shares the screen, the other predicts, then they swap. Children hold drawings up to the camera. A tablet works for Scratch but is slower. Every drawing starts with the same 4 set-up blocks (erase all, go to x: -50 y: 100, point in direction 90, pen down) so shapes stay on the stage; turn blocks in Scratch show an arrow (turn ↻ is clockwise, our “turn right”). Block colours on our slides are simplified; in Scratch, find blocks by the category name on the left (Motion, Pen, Control), not by colour.</w:t>
             </w:r>
           </w:p>
         </w:tc>
@@ -32750,7 +32750,7 @@
           <w:sz w:val="21"/>
           <w:szCs w:val="21"/>
         </w:rPr>
-        <w:t xml:space="preserve">1. Open Scratch and add the Pen extension. Build: pen down, repeat 4 [move 100, turn right 90].</w:t>
+        <w:t xml:space="preserve">1. Add the Pen extension. Build the 4 set-up blocks, then repeat 4 [move 100, turn ↻ 90].</w:t>
       </w:r>
     </w:p>
     <w:p>
@@ -33550,7 +33550,7 @@
                 <w:sz w:val="20"/>
                 <w:szCs w:val="20"/>
               </w:rPr>
-              <w:t xml:space="preserve">Regular octagon: find the turn. Going round once, the turtle turns 360° altogether. 8 equal turns: 360 ÷ 8 = ? Inside angle = 180° − turn. Test it: repeat 8 [move 80, turn right ?]</w:t>
+              <w:t xml:space="preserve">Regular octagon: find the turn. Going round once, the turtle turns 360° altogether. 8 equal turns: 360 ÷ 8 = ? Inside angle = 180° − turn. Test it: repeat 8 [move 80, turn ↻ ?]</w:t>
             </w:r>
           </w:p>
         </w:tc>
@@ -33621,7 +33621,7 @@
                 <w:sz w:val="20"/>
                 <w:szCs w:val="20"/>
               </w:rPr>
-              <w:t xml:space="preserve">A 5-point star. repeat 5 [move 150, turn right 144] 5 × 144° = 720°: the turtle goes round twice. Turn = 360° × times round ÷ points = 720 ÷ 5. Angle at each point = 180° − turn = ?</w:t>
+              <w:t xml:space="preserve">A 5-point star. repeat 5 [move 150, turn ↻ 144] 5 × 144° = 720°: the turtle goes round twice. Turn = 360° × times round ÷ points = 720 ÷ 5. Angle at each point = 180° − turn = ?</w:t>
             </w:r>
           </w:p>
         </w:tc>
@@ -33895,7 +33895,7 @@
           <w:sz w:val="22"/>
           <w:szCs w:val="22"/>
         </w:rPr>
-        <w:t xml:space="preserve">40–70 min   </w:t>
+        <w:t xml:space="preserve">40–75 min   </w:t>
       </w:r>
       <w:r>
         <w:rPr>
@@ -33958,7 +33958,7 @@
           <w:sz w:val="21"/>
           <w:szCs w:val="21"/>
         </w:rPr>
-        <w:t xml:space="preserve">Minutes 40 to 52: pairs work together on the first page. Minutes 52 to 62: each child works alone on the second page. Minutes 62 to 70: stretch and challenge.</w:t>
+        <w:t xml:space="preserve">Minutes 40 to 55: pairs work together on the first page (with the short teaching slides). Minutes 55 to 72: each child works alone on the second page. Minutes 72 to 75: check together, then stretch and challenge for early finishers.</w:t>
       </w:r>
     </w:p>
     <w:p>
@@ -34687,7 +34687,7 @@
                 <w:sz w:val="20"/>
                 <w:szCs w:val="20"/>
               </w:rPr>
-              <w:t xml:space="preserve">Workbook Challenge 6: Three hexagons fit exactly around a point: 120° + 120° + 120° = 360°. Find two other sets of three regular polygons that fit exactly around a point.</w:t>
+              <w:t xml:space="preserve">Workbook Challenge 6: A square, a hexagon and a 12-sided shape fit exactly around a point: 90° + 120° + 150° = 360°. Find one other set of three regular polygons whose inside angles add up to 360° (hint: the answer uses a square or a triangle).</w:t>
             </w:r>
           </w:p>
         </w:tc>
@@ -34720,7 +34720,7 @@
                 <w:sz w:val="20"/>
                 <w:szCs w:val="20"/>
               </w:rPr>
-              <w:t xml:space="preserve">Any two of: square + octagon + octagon (90 + 135 + 135); triangle + 12-gon + 12-gon (60 + 150 + 150); square + hexagon + 12-gon (90 + 120 + 150); pentagon + pentagon + 10-gon (108 + 108 + 144); triangle + 10-gon + 15-gon (60 + 144 + 156); also triangle with 18 and 9 sides (60 + 160 + 140), 24 and 8 sides (60 + 165 + 135), 42 and 7 sides; square + pentagon + 20-gon (90 + 108 + 162).</w:t>
+              <w:t xml:space="preserve">Square + octagon + octagon (90° + 135° + 135°) or triangle + 12-gon + 12-gon (60° + 150° + 150°).</w:t>
             </w:r>
           </w:p>
         </w:tc>
@@ -34758,7 +34758,7 @@
                 <w:sz w:val="20"/>
                 <w:szCs w:val="20"/>
               </w:rPr>
-              <w:t xml:space="preserve">Workbook Challenge 7: Why can a turtle not draw a 6-point star in one go, with equal moves and equal turns? Try turns of 120° and 180°.</w:t>
+              <w:t xml:space="preserve">Workbook Challenge 7: Try turn 120 and turn 60 with repeat 6 and move 100. Which one draws a hexagon? Why does the other not make a 6-point star?</w:t>
             </w:r>
           </w:p>
         </w:tc>
@@ -34791,7 +34791,7 @@
                 <w:sz w:val="20"/>
                 <w:szCs w:val="20"/>
               </w:rPr>
-              <w:t xml:space="preserve">For 6 corners the turn must be 360° × times round ÷ 6 = 60°, 120°, 180°, 240° or 300°. 60° (and 300°) draw a hexagon, 120° (and 240°) go round a triangle twice, and 180° goes back and forth on a line. None visits 6 points as a star (a Star of David is two triangles, so it needs the pen lifted).</w:t>
+              <w:t xml:space="preserve">Turn 60 draws the hexagon (6 × 60° = 360°, one full turn). Turn 120 draws a triangle twice round (6 × 120° = 720°, two full turns), and it only visits 3 corners, not 6.</w:t>
             </w:r>
           </w:p>
         </w:tc>
@@ -34842,7 +34842,7 @@
           <w:sz w:val="22"/>
           <w:szCs w:val="22"/>
         </w:rPr>
-        <w:t xml:space="preserve">70–80 min   </w:t>
+        <w:t xml:space="preserve">75–82 min   </w:t>
       </w:r>
       <w:r>
         <w:rPr>
@@ -35133,7 +35133,7 @@
           <w:sz w:val="22"/>
           <w:szCs w:val="22"/>
         </w:rPr>
-        <w:t xml:space="preserve">80–90 min   </w:t>
+        <w:t xml:space="preserve">82–90 min   </w:t>
       </w:r>
       <w:r>
         <w:rPr>
@@ -35435,7 +35435,7 @@
           <w:sz w:val="21"/>
           <w:szCs w:val="21"/>
         </w:rPr>
-        <w:t xml:space="preserve">Draw a rosette: repeat 12 [draw a square, then turn right 30]. How far does the turtle turn altogether? (12 × (360 + 30) = 4680° = 13 full turns.) Design your own rosette and predict its total turning before you run it.</w:t>
+        <w:t xml:space="preserve">Draw a rosette: repeat 12 [draw a square, then turn ↻ 30]. Start this one with go to x: 0 y: 0 instead of x: -50 y: 100, so the rosette stays on the stage. How far does the turtle turn altogether? (12 × (360 + 30) = 4680° = 13 full turns.) Design your own rosette and predict its total turning before you run it.</w:t>
       </w:r>
     </w:p>
     <w:p>
@@ -35922,7 +35922,7 @@
                 <w:sz w:val="20"/>
                 <w:szCs w:val="20"/>
               </w:rPr>
-              <w:t xml:space="preserve">Children make their code strips on paper and hold them to the camera. Coded names are sent privately in the chat to a partner to decode. Pairs use breakout rooms for the coding part; the driver shares the screen.</w:t>
+              <w:t xml:space="preserve">Children make their code strips on paper and hold them to the camera. Children hold up their coded name on paper to the camera, or the tutor reads out the coded names; partners decode on paper. Pairs use breakout rooms for the coding part; the driver shares the screen. Starter project: the tutor shares an .sb3 file (not a link only) containing the list alphabet with A to Z already filled in, and the loop already built; children add the three cipher blocks. Block colours on our slides are simplified; in Scratch, list blocks are red-orange (Variables palette) and you find blocks by the category name on the left, not by colour.</w:t>
             </w:r>
           </w:p>
         </w:tc>
@@ -37955,7 +37955,7 @@
           <w:sz w:val="22"/>
           <w:szCs w:val="22"/>
         </w:rPr>
-        <w:t xml:space="preserve">40–70 min   </w:t>
+        <w:t xml:space="preserve">40–75 min   </w:t>
       </w:r>
       <w:r>
         <w:rPr>
@@ -38018,7 +38018,7 @@
           <w:sz w:val="21"/>
           <w:szCs w:val="21"/>
         </w:rPr>
-        <w:t xml:space="preserve">Minutes 40 to 52: pairs work together on the first page. Minutes 52 to 62: each child works alone on the second page. Minutes 62 to 70: stretch and challenge.</w:t>
+        <w:t xml:space="preserve">Minutes 40 to 55: pairs work together on the first page (with the short teaching slides). Minutes 55 to 72: each child works alone on the second page. Minutes 72 to 75: check together, then stretch and challenge for early finishers.</w:t>
       </w:r>
     </w:p>
     <w:p>
@@ -38902,7 +38902,7 @@
           <w:sz w:val="22"/>
           <w:szCs w:val="22"/>
         </w:rPr>
-        <w:t xml:space="preserve">70–80 min   </w:t>
+        <w:t xml:space="preserve">75–82 min   </w:t>
       </w:r>
       <w:r>
         <w:rPr>
@@ -39193,7 +39193,7 @@
           <w:sz w:val="22"/>
           <w:szCs w:val="22"/>
         </w:rPr>
-        <w:t xml:space="preserve">80–90 min   </w:t>
+        <w:t xml:space="preserve">82–90 min   </w:t>
       </w:r>
       <w:r>
         <w:rPr>
@@ -39495,7 +39495,7 @@
           <w:sz w:val="21"/>
           <w:szCs w:val="21"/>
         </w:rPr>
-        <w:t xml:space="preserve">In Scratch, make the code machine keep spaces: if the letter is not in the alphabet list (item # is 0), join the letter itself. Then add a “crack” button that says the message decoded with every shift from 1 to 25.</w:t>
+        <w:t xml:space="preserve">The starter already keeps spaces (if the letter is in the alphabet list, code it, else join the letter itself). Add a “crack” button that says the message decoded with every shift from 1 to 25.</w:t>
       </w:r>
     </w:p>
     <w:p>
@@ -39982,7 +39982,7 @@
                 <w:sz w:val="20"/>
                 <w:szCs w:val="20"/>
               </w:rPr>
-              <w:t xml:space="preserve">Data is collected in the chat. Children share their screen to show their code. The tutor shares a starter project (one sprite with an empty list called data) or children build it from the slide in 5 minutes.</w:t>
+              <w:t xml:space="preserve">Data is collected in the chat. Children share their screen to show their code. The tutor shares a starter project as an .sb3 file (one sprite with an empty list called data; children use File, Load from your computer) or children build it from the slide in 5 minutes. Block colours on our slides are simplified; in Scratch, find blocks by the category name on the left, not by colour. The mean is familiar from primary school; the new parts are lists and loops, median and mode, and misleading averages.</w:t>
             </w:r>
           </w:p>
         </w:tc>
@@ -42043,7 +42043,7 @@
           <w:sz w:val="22"/>
           <w:szCs w:val="22"/>
         </w:rPr>
-        <w:t xml:space="preserve">40–70 min   </w:t>
+        <w:t xml:space="preserve">40–75 min   </w:t>
       </w:r>
       <w:r>
         <w:rPr>
@@ -42106,7 +42106,7 @@
           <w:sz w:val="21"/>
           <w:szCs w:val="21"/>
         </w:rPr>
-        <w:t xml:space="preserve">Minutes 40 to 52: pairs work together on the first page. Minutes 52 to 62: each child works alone on the second page. Minutes 62 to 70: stretch and challenge.</w:t>
+        <w:t xml:space="preserve">Minutes 40 to 55: pairs work together on the first page (with the short teaching slides). Minutes 55 to 72: each child works alone on the second page. Minutes 72 to 75: check together, then stretch and challenge for early finishers.</w:t>
       </w:r>
     </w:p>
     <w:p>
@@ -42990,7 +42990,7 @@
           <w:sz w:val="22"/>
           <w:szCs w:val="22"/>
         </w:rPr>
-        <w:t xml:space="preserve">70–80 min   </w:t>
+        <w:t xml:space="preserve">75–82 min   </w:t>
       </w:r>
       <w:r>
         <w:rPr>
@@ -43245,7 +43245,7 @@
                 <w:sz w:val="20"/>
                 <w:szCs w:val="20"/>
               </w:rPr>
-              <w:t xml:space="preserve">Yes: the mean of 2 and 3 is 2.5, which is not in the list, and the mean of 3, 0, 4, 1, 2 is 2 (that one is in the list, but it does not have to be). No: the mean is always between the smallest and the largest value. Levelling out moves cubes from taller towers to shorter ones, so the level can never be higher than the tallest tower or lower than the shortest.</w:t>
+              <w:t xml:space="preserve">Yes: the mean of 2 and 3 is 2.5, a number nobody in the group has. No: the mean is always between the smallest and the largest value. Levelling out moves cubes from taller towers to shorter ones, so the level can never be higher than the tallest tower or lower than the shortest.</w:t>
             </w:r>
           </w:p>
         </w:tc>
@@ -43281,7 +43281,7 @@
           <w:sz w:val="22"/>
           <w:szCs w:val="22"/>
         </w:rPr>
-        <w:t xml:space="preserve">80–90 min   </w:t>
+        <w:t xml:space="preserve">82–90 min   </w:t>
       </w:r>
       <w:r>
         <w:rPr>
@@ -43531,6 +43531,34 @@
     <w:p>
       <w:pPr>
         <w:keepLines/>
+        <w:spacing w:after="50" w:before="0" w:line="280" w:lineRule="auto"/>
+        <w:ind w:left="900" w:hanging="900"/>
+      </w:pPr>
+      <w:r>
+        <w:rPr>
+          <w:rFonts w:ascii="Arial" w:cs="Arial" w:eastAsia="Arial" w:hAnsi="Arial"/>
+          <w:b/>
+          <w:bCs/>
+          <w:color w:val="1F6F5C"/>
+          <w:sz w:val="19"/>
+          <w:szCs w:val="19"/>
+        </w:rPr>
+        <w:t xml:space="preserve">          </w:t>
+      </w:r>
+      <w:r>
+        <w:rPr>
+          <w:rFonts w:ascii="Arial" w:cs="Arial" w:eastAsia="Arial" w:hAnsi="Arial"/>
+          <w:i/>
+          <w:iCs/>
+          <w:sz w:val="21"/>
+          <w:szCs w:val="21"/>
+        </w:rPr>
+        <w:t xml:space="preserve">“Homework thought for next lesson: decide which starter you will change (A, B, C or Clock Jumper) and what your twist will be, so you can start building straight away.”</w:t>
+      </w:r>
+    </w:p>
+    <w:p>
+      <w:pPr>
+        <w:keepLines/>
         <w:spacing w:after="40" w:before="0" w:line="280" w:lineRule="auto"/>
         <w:ind w:left="900" w:hanging="900"/>
       </w:pPr>
@@ -44021,7 +44049,7 @@
                 <w:sz w:val="20"/>
                 <w:szCs w:val="20"/>
               </w:rPr>
-              <w:t xml:space="preserve">Laptop or desktop with Scratch 3 (scratch.mit.edu), workbook (challenge round on page 1, planning sheet on page 2), pencil, mini whiteboard, links to the three starter projects (or build them from the slides), certificates, stamps.</w:t>
+              <w:t xml:space="preserve">Laptop or desktop with Scratch 3 (scratch.mit.edu), workbook (challenge round on page 1, planning sheet on page 2), pencil, mini whiteboard, the starter projects as .sb3 files (A Mystery Machine, B Prime or Not?, C Lucky Seven, D Clock Jumper; children use File, Load from your computer), or build them from the slides, certificates, stamps.</w:t>
             </w:r>
           </w:p>
         </w:tc>
@@ -44095,7 +44123,7 @@
                 <w:sz w:val="20"/>
                 <w:szCs w:val="20"/>
               </w:rPr>
-              <w:t xml:space="preserve">Challenge round in teams of 2 in breakout rooms. Building: everyone in the main room with cameras on, asking for help in the chat. Showcase: each child shares their screen for 3 minutes; the group gives two stars and a wish in the chat.</w:t>
+              <w:t xml:space="preserve">Challenge round in teams of 2 in breakout rooms. Building: everyone in the main room with cameras on, asking for help in the chat. Showcase: each child shares their screen for 3 minutes; the group gives two stars and a wish in the chat. Children may paste a screenshot into the chat instead and the tutor runs their file, which removes screen-share switching. Block colours on our slides are simplified; in Scratch, find blocks by the category name on the left, not by colour.</w:t>
             </w:r>
           </w:p>
         </w:tc>
@@ -44187,6 +44215,32 @@
           <w:szCs w:val="26"/>
         </w:rPr>
         <w:t xml:space="preserve"/>
+      </w:r>
+    </w:p>
+    <w:p>
+      <w:pPr>
+        <w:keepLines/>
+        <w:spacing w:after="40" w:before="0" w:line="280" w:lineRule="auto"/>
+        <w:ind w:left="900" w:hanging="900"/>
+      </w:pPr>
+      <w:r>
+        <w:rPr>
+          <w:rFonts w:ascii="Arial" w:cs="Arial" w:eastAsia="Arial" w:hAnsi="Arial"/>
+          <w:b/>
+          <w:bCs/>
+          <w:color w:val="7F6000"/>
+          <w:sz w:val="19"/>
+          <w:szCs w:val="19"/>
+        </w:rPr>
+        <w:t xml:space="preserve">DO     </w:t>
+      </w:r>
+      <w:r>
+        <w:rPr>
+          <w:rFonts w:ascii="Arial" w:cs="Arial" w:eastAsia="Arial" w:hAnsi="Arial"/>
+          <w:sz w:val="21"/>
+          <w:szCs w:val="21"/>
+        </w:rPr>
+        <w:t xml:space="preserve">Lesson 10 timing: this lesson changes the usual routine, so use this plan instead of the minute marks below. Warm-up 0 to 5; challenge round 5 to 22; starter projects 22 to 29; brain break 29 to 32; plan and build 32 to 62 (a working copy of one starter with one change is full marks); showcase 62 to 87 (3 minutes each plus a 20-second switch); exit ticket and certificates 87 to 90. The slide deck has the same times.</w:t>
       </w:r>
     </w:p>
     <w:p>
@@ -46128,7 +46182,7 @@
           <w:sz w:val="22"/>
           <w:szCs w:val="22"/>
         </w:rPr>
-        <w:t xml:space="preserve">40–70 min   </w:t>
+        <w:t xml:space="preserve">40–75 min   </w:t>
       </w:r>
       <w:r>
         <w:rPr>
@@ -46191,7 +46245,7 @@
           <w:sz w:val="21"/>
           <w:szCs w:val="21"/>
         </w:rPr>
-        <w:t xml:space="preserve">Minutes 40 to 52: pairs work together on the first page. Minutes 52 to 62: each child works alone on the second page. Minutes 62 to 70: stretch and challenge.</w:t>
+        <w:t xml:space="preserve">Minutes 40 to 55: pairs work together on the first page (with the short teaching slides). Minutes 55 to 72: each child works alone on the second page. Minutes 72 to 75: check together, then stretch and challenge for early finishers.</w:t>
       </w:r>
     </w:p>
     <w:p>
@@ -47075,7 +47129,7 @@
           <w:sz w:val="22"/>
           <w:szCs w:val="22"/>
         </w:rPr>
-        <w:t xml:space="preserve">70–80 min   </w:t>
+        <w:t xml:space="preserve">75–82 min   </w:t>
       </w:r>
       <w:r>
         <w:rPr>
@@ -47168,7 +47222,7 @@
           <w:sz w:val="21"/>
           <w:szCs w:val="21"/>
         </w:rPr>
-        <w:t xml:space="preserve">“Which maths idea from the program will you use first in Secondary 1?”</w:t>
+        <w:t xml:space="preserve">“Which maths idea from the program would you like to explore further, and what would you try next?”</w:t>
       </w:r>
     </w:p>
     <w:tbl>
@@ -47330,7 +47384,7 @@
                 <w:sz w:val="20"/>
                 <w:szCs w:val="20"/>
               </w:rPr>
-              <w:t xml:space="preserve">Open answers. Listen for: testing with a value worked out by hand, tracing the code in a table, and maths links (nth term, primes, negative numbers, equations, probability, angles, averages: all of these appear in Secondary 1).</w:t>
+              <w:t xml:space="preserve">Open answers. Listen for: testing with a value worked out by hand, tracing the code in a table, and maths links (nth term, primes, negative numbers, equations, probability, angles, averages). This is enrichment toward secondary maths and coding, not a preview of exam topics.</w:t>
             </w:r>
           </w:p>
         </w:tc>
@@ -47366,7 +47420,7 @@
           <w:sz w:val="22"/>
           <w:szCs w:val="22"/>
         </w:rPr>
-        <w:t xml:space="preserve">80–90 min   </w:t>
+        <w:t xml:space="preserve">82–90 min   </w:t>
       </w:r>
       <w:r>
         <w:rPr>
@@ -47610,7 +47664,7 @@
           <w:sz w:val="21"/>
           <w:szCs w:val="21"/>
         </w:rPr>
-        <w:t xml:space="preserve">“Ten lessons ago you predicted the 100th term of a pattern and checked it in code. Today you built your own puzzle program and explained the maths to an audience. That is what inquirers do. Here is your certificate. Keep noticing, keep testing, and keep asking why in Secondary 1!”</w:t>
+        <w:t xml:space="preserve">“Ten lessons ago you predicted the 100th term of a pattern and checked it in code. Today you built your own puzzle program and explained the maths to an audience. That is what inquirers do. Here is your certificate. Keep noticing, keep testing, and keep asking why!”</w:t>
       </w:r>
     </w:p>
     <w:p>

--- a/p6/P6_Holiday_Program_Guide.docx
+++ b/p6/P6_Holiday_Program_Guide.docx
@@ -9898,7 +9898,7 @@
                 <w:sz w:val="20"/>
                 <w:szCs w:val="20"/>
               </w:rPr>
-              <w:t xml:space="preserve">Workbook Think Harder 4: What does this code say?  set n to 100, then repeat 8 [change n by −7], then say n.</w:t>
+              <w:t xml:space="preserve">Workbook Think Harder 4: set n to 7, then repeat 49 [change n by 6], then say n. What does it say? Which term of 7, 13, 19, … is that? Check with the rule 6n + 1.</w:t>
             </w:r>
           </w:p>
         </w:tc>
@@ -9931,7 +9931,7 @@
                 <w:sz w:val="20"/>
                 <w:szCs w:val="20"/>
               </w:rPr>
-              <w:t xml:space="preserve">44 (100 − 8 × 7 = 100 − 56)</w:t>
+              <w:t xml:space="preserve">301, the 50th term (7 + 49 × 6 = 301, and 6 × 50 + 1 = 301). Repeat 49 reaches the 50th term, not the 49th.</w:t>
             </w:r>
           </w:p>
         </w:tc>
@@ -9969,7 +9969,7 @@
                 <w:sz w:val="20"/>
                 <w:szCs w:val="20"/>
               </w:rPr>
-              <w:t xml:space="preserve">Workbook Challenge 5: Ben counts 6, 11, 16, 21, … and Mei counts 83, 81, 79, 77, … They say their terms at the same time. When do they say the same number, and what is it?</w:t>
+              <w:t xml:space="preserve">Workbook Challenge 5: Make up your own sequence puzzle. Choose a first term and a difference, write the first four terms, then ask: “Is ___ a term?” Pick a number that is NOT a term but is close to one. Swap with a partner and explain how you know.</w:t>
             </w:r>
           </w:p>
         </w:tc>
@@ -10002,7 +10002,7 @@
                 <w:sz w:val="20"/>
                 <w:szCs w:val="20"/>
               </w:rPr>
-              <w:t xml:space="preserve">At the 12th term they both say 61. The gap starts at 77 and closes by 7 each time (Ben +5, Mei −2): 77 ÷ 7 = 11 jumps after the 1st term. Check: 5 × 12 + 1 = 61 and 85 − 2 × 12 = 61.</w:t>
+              <w:t xml:space="preserve">Open. Example: 6, 11, 16, 21, … (rule 5n + 1). Is 100 a term? No: 100 − 1 = 99 is not a multiple of 5 (the 19th term is 96 and the 20th is 101). Look for a reason from the rule or from counting jumps, not just a list.</w:t>
             </w:r>
           </w:p>
         </w:tc>
@@ -14110,7 +14110,7 @@
                 <w:sz w:val="20"/>
                 <w:szCs w:val="20"/>
               </w:rPr>
-              <w:t xml:space="preserve">Workbook Challenge 5: Find all the numbers between 100 and 200 that have exactly 3 factors.</w:t>
+              <w:t xml:space="preserve">Workbook Challenge 5: Make up a “Who am I?” number puzzle using factors and primes, for example: “I am between 30 and 60 and I have exactly three factors.” Write 2 or 3 clues so that only ONE number fits. Swap with a partner, then check that no other number fits.</w:t>
             </w:r>
           </w:p>
         </w:tc>
@@ -14143,7 +14143,7 @@
                 <w:sz w:val="20"/>
                 <w:szCs w:val="20"/>
               </w:rPr>
-              <w:t xml:space="preserve">121 and 169 (11 × 11 and 13 × 13). 144 = 12 × 12 does not work because 12 is not prime.</w:t>
+              <w:t xml:space="preserve">Open. Example: “I am between 30 and 60 and I have exactly 3 factors” fits only 49 (7 × 7). The numbers with exactly 3 factors are the squares of primes: 4, 9, 25, 49, 121, … Check a puzzle by listing every number that fits the clues.</w:t>
             </w:r>
           </w:p>
         </w:tc>
@@ -18251,7 +18251,7 @@
                 <w:sz w:val="20"/>
                 <w:szCs w:val="20"/>
               </w:rPr>
-              <w:t xml:space="preserve">Workbook Challenge 5: A sprite starts at x = −10. It moves +5, then −3, then +5, then −3, and so on. After how many moves is it first at a number greater than 0? Where is it?</w:t>
+              <w:t xml:space="preserve">Workbook Challenge 5: Make up your own temperature story with at least three changes (rises and falls) that starts below zero and ends at exactly −7 °C. Write the story, the working and a number-line sketch. Swap with a partner and check each other’s.</w:t>
             </w:r>
           </w:p>
         </w:tc>
@@ -18284,7 +18284,7 @@
                 <w:sz w:val="20"/>
                 <w:szCs w:val="20"/>
               </w:rPr>
-              <w:t xml:space="preserve">After 7 moves, at x = 1 (−5, −8, −3, −6, −1, −4, 1).</w:t>
+              <w:t xml:space="preserve">Open. Example: starts at −2 °C, falls 6 degrees (−8), rises 3 degrees (−5), falls 2 degrees (−7). Check that the story really ends at −7 and that each change is shown on a number line.</w:t>
             </w:r>
           </w:p>
         </w:tc>
@@ -22389,7 +22389,7 @@
                 <w:sz w:val="20"/>
                 <w:szCs w:val="20"/>
               </w:rPr>
-              <w:t xml:space="preserve">Workbook Challenge 5: Three numbers in a row add up to 87. Call the smallest n. Write the sum with n and find the numbers.</w:t>
+              <w:t xml:space="preserve">Workbook Challenge 5: Find two different machines of the form “× a number, then + or − a number” that both turn IN 5 into OUT 18. Then find the machine of this form that ALSO turns IN 2 into OUT 6. Is there only one?</w:t>
             </w:r>
           </w:p>
         </w:tc>
@@ -22422,7 +22422,7 @@
                 <w:sz w:val="20"/>
                 <w:szCs w:val="20"/>
               </w:rPr>
-              <w:t xml:space="preserve">n + (n + 1) + (n + 2) = 3n + 3 = 87, so n = 28: the numbers are 28, 29, 30.</w:t>
+              <w:t xml:space="preserve">Many machines turn 5 into 18: × 3 then + 3, × 2 then + 8, × 1 then + 13, × 4 then − 2, … Only × 4 then − 2 also turns 2 into 6 (4 × 2 − 2 = 6). Two pairs of IN and OUT fix the rule: 5a + b = 18 and 2a + b = 6 give 3a = 12, so a = 4 and b = −2.</w:t>
             </w:r>
           </w:p>
         </w:tc>
@@ -26499,7 +26499,7 @@
                 <w:sz w:val="20"/>
                 <w:szCs w:val="20"/>
               </w:rPr>
-              <w:t xml:space="preserve">Workbook Challenge 5: How many routes go from one corner of a 4 by 4 grid of squares to the opposite corner, going only right or up?</w:t>
+              <w:t xml:space="preserve">Workbook Challenge 5: Make up your own “how many ways” puzzle whose answer is exactly 24. Write the puzzle, show how you counted, and check with a list or a tree. Swap with a partner.</w:t>
             </w:r>
           </w:p>
         </w:tc>
@@ -26532,7 +26532,7 @@
                 <w:sz w:val="20"/>
                 <w:szCs w:val="20"/>
               </w:rPr>
-              <w:t xml:space="preserve">70 (add as you go: the corner numbers on the diagonal row are 1, 4, 10, 20, 35, then 70)</w:t>
+              <w:t xml:space="preserve">Open. Examples: 4 children in a line (4 × 3 × 2 × 1 = 24); 2 shirts × 3 shorts × 4 caps = 24 outfits; 3-digit numbers from the cards 1, 2, 3, 4 using each card at most once (4 × 3 × 2 = 24). Check that every case is counted once.</w:t>
             </w:r>
           </w:p>
         </w:tc>
@@ -30556,7 +30556,7 @@
                 <w:sz w:val="20"/>
                 <w:szCs w:val="20"/>
               </w:rPr>
-              <w:t xml:space="preserve">Workbook Challenge 5: Three coins are flipped. What is the probability of getting exactly 2 heads?</w:t>
+              <w:t xml:space="preserve">Workbook Challenge 5: Design a FAIR game for two players using one dice, two coins or a spinner. Write the rules and show with a list or table that each player has the same chance of winning. Then change ONE rule to make the game unfair, and say who is favoured.</w:t>
             </w:r>
           </w:p>
         </w:tc>
@@ -30589,7 +30589,7 @@
                 <w:sz w:val="20"/>
                 <w:szCs w:val="20"/>
               </w:rPr>
-              <w:t xml:space="preserve">3/8 (HHT, HTH, THH out of 8 outcomes)</w:t>
+              <w:t xml:space="preserve">Open. Example: roll one dice; Player A wins on 1, 2 or 3 and Player B wins on 4, 5 or 6 (3/6 each). Change: A also wins on 4. Now A has 4/6 and B has 2/6, so A is favoured. Check that every outcome is listed and the winning outcomes add up to the whole.</w:t>
             </w:r>
           </w:p>
         </w:tc>
@@ -34616,7 +34616,7 @@
                 <w:sz w:val="20"/>
                 <w:szCs w:val="20"/>
               </w:rPr>
-              <w:t xml:space="preserve">Workbook Challenge 5: All the inside angles of a regular polygon add up to 1800°. How many sides does it have, and what is its turn angle?</w:t>
+              <w:t xml:space="preserve">Workbook Challenge 5: Design your own star. Choose the number of points p and how many times it goes round, k, so that the turn angle 360° × k ÷ p is a WHOLE number and p and k share no common factor. Give the turn angle, the point angle (180° − turn) and the code. Explain why your star closes after p repeats.</w:t>
             </w:r>
           </w:p>
         </w:tc>
@@ -34649,7 +34649,7 @@
                 <w:sz w:val="20"/>
                 <w:szCs w:val="20"/>
               </w:rPr>
-              <w:t xml:space="preserve">12 sides ((12 − 2) × 180° = 1800°); turn 30°</w:t>
+              <w:t xml:space="preserve">Open. Example: 8 points going round 3 times: turn = 360 × 3 ÷ 8 = 135°, point angle 45°; code repeat 8 [move 100, turn ↻ 135]. After 8 repeats it has turned 8 × 135° = 1080° = 3 full turns, so it faces the way it started and the star closes. If p and k share a factor, the star closes sooner and is a smaller shape repeated (9 points going round 3 times is just a triangle).</w:t>
             </w:r>
           </w:p>
         </w:tc>
@@ -38676,7 +38676,7 @@
                 <w:sz w:val="20"/>
                 <w:szCs w:val="20"/>
               </w:rPr>
-              <w:t xml:space="preserve">Workbook Challenge 5: Crack this Caesar code. Hint: a one-letter word is usually A or I.   X ADKT BPIWH</w:t>
+              <w:t xml:space="preserve">Workbook Challenge 5: Write your own secret message of at least 8 letters and code it with a shift of your choice. Write clear instructions telling a friend how to decode it, and explain how a friend could crack it without being told the shift. Swap and decode.</w:t>
             </w:r>
           </w:p>
         </w:tc>
@@ -38709,7 +38709,7 @@
                 <w:sz w:val="20"/>
                 <w:szCs w:val="20"/>
               </w:rPr>
-              <w:t xml:space="preserve">I LOVE MATHS (X = 23 is I = 8, so the shift is 15)</w:t>
+              <w:t xml:space="preserve">Open. Check the code by decoding it, and that the cracking idea is sensible: try every shift from 1 to 25, or use the commonest letter (often E) or a short word (A or I). Example: MEET AT SIX with a shift of 3 is PHHW DW VLA.</w:t>
             </w:r>
           </w:p>
         </w:tc>
@@ -42764,7 +42764,7 @@
                 <w:sz w:val="20"/>
                 <w:szCs w:val="20"/>
               </w:rPr>
-              <w:t xml:space="preserve">Workbook Challenge 5: Find ALL the sets of three different counting numbers whose mean is 4 and whose median is 4.</w:t>
+              <w:t xml:space="preserve">Workbook Challenge 5: Make up your own “mean mystery” like Think Harder 8: choose five whole numbers, then write clues (any of mean, median, mode, smallest, largest) that give ONLY your numbers. Swap with a partner. Can they find a different set that fits your clues?</w:t>
             </w:r>
           </w:p>
         </w:tc>
@@ -42797,7 +42797,7 @@
                 <w:sz w:val="20"/>
                 <w:szCs w:val="20"/>
               </w:rPr>
-              <w:t xml:space="preserve">3 sets: 1, 4, 7;  2, 4, 6;  3, 4, 5 (the total is 12, the middle is 4, so the other two add to 8 and one is less than 4)</w:t>
+              <w:t xml:space="preserve">Open. Example clues: mean 5, median 4, mode 4, smallest 2, largest 9. The total is 25, so the other two numbers add to 25 − 2 − 4 − 9 = 10; only 4 and 6 fit (4 must appear twice to be the mode), giving 2, 4, 4, 6, 9. Check that the clues really give one set.</w:t>
             </w:r>
           </w:p>
         </w:tc>
@@ -42906,7 +42906,7 @@
                 <w:sz w:val="20"/>
                 <w:szCs w:val="20"/>
               </w:rPr>
-              <w:t xml:space="preserve">Workbook Challenge 7: A group of 8 children has a mean mass of 41 kg. When their tutor joins, the mean mass of all 9 becomes 44 kg. What is the tutor’s mass?</w:t>
+              <w:t xml:space="preserve">Workbook Challenge 7: A group of 8 children has a mean mass of 41 kg. When their tutor joins, the mean mass of all 9 becomes 44 kg. Then one more person joins and the mean of all 10 becomes 43 kg. What is the tutor’s mass? What is the mass of the last person to join?</w:t>
             </w:r>
           </w:p>
         </w:tc>
@@ -42939,7 +42939,7 @@
                 <w:sz w:val="20"/>
                 <w:szCs w:val="20"/>
               </w:rPr>
-              <w:t xml:space="preserve">68 kg (9 × 44 = 396, 8 × 41 = 328, 396 − 328 = 68)</w:t>
+              <w:t xml:space="preserve">Tutor: 68 kg (9 × 44 = 396, 8 × 41 = 328, 396 − 328 = 68). Last person: 34 kg (10 × 43 = 430, 430 − 396 = 34).</w:t>
             </w:r>
           </w:p>
         </w:tc>
@@ -46903,7 +46903,7 @@
                 <w:sz w:val="20"/>
                 <w:szCs w:val="20"/>
               </w:rPr>
-              <w:t xml:space="preserve">Workbook Challenge 5: Find ALL the ways to write 50 as the sum of two prime numbers.</w:t>
+              <w:t xml:space="preserve">Workbook Challenge 5: Make up a challenge question that mixes TWO topics from the programme (for example primes and the clock, or sequences and negative numbers). Write the question, the answer and the working. Swap with a partner and solve each other’s.</w:t>
             </w:r>
           </w:p>
         </w:tc>
@@ -46936,7 +46936,7 @@
                 <w:sz w:val="20"/>
                 <w:szCs w:val="20"/>
               </w:rPr>
-              <w:t xml:space="preserve">4 ways: 3 + 47, 7 + 43, 13 + 37, 19 + 31</w:t>
+              <w:t xml:space="preserve">Open. Example: “The nth term of a sequence is 7n − 3. Which is the first term that is a multiple of 5?” The terms are 4, 11, 18, 25, so it is the 4th term, 25. Check that the answer is correct and that both topics are really needed.</w:t>
             </w:r>
           </w:p>
         </w:tc>
